--- a/Documents/chris_stevens_webdev_contract_2023.docx
+++ b/Documents/chris_stevens_webdev_contract_2023.docx
@@ -731,7 +731,27 @@
           <w:szCs w:val="22"/>
           <w:lang w:val="en-US"/>
         </w:rPr>
-        <w:t xml:space="preserve"> / PHP / Twig / NPM / Gulp / Bootstrap 4 / Sublime / Photoshop / WCAG 2.1 Accessibility Guidleines / Responsive / Mobile first / WordPress / Drupal 7 8 &amp; 9 / Docker / Lando / Composer / Trello / MAMP / MySQL Workbench / OSX.</w:t>
+        <w:t xml:space="preserve"> / PHP / Twig / NPM / Gulp / Bootstrap 4 / Sublime / Photoshop / WCAG 2.1 Accessibility </w:t>
+      </w:r>
+      <w:r>
+        <w:rPr>
+          <w:rFonts w:ascii="Times New Roman" w:hAnsi="Times New Roman" w:eastAsia="Times New Roman" w:cs="Times New Roman"/>
+          <w:noProof w:val="0"/>
+          <w:sz w:val="22"/>
+          <w:szCs w:val="22"/>
+          <w:lang w:val="en-US"/>
+        </w:rPr>
+        <w:t>Guidelines</w:t>
+      </w:r>
+      <w:r>
+        <w:rPr>
+          <w:rFonts w:ascii="Times New Roman" w:hAnsi="Times New Roman" w:eastAsia="Times New Roman" w:cs="Times New Roman"/>
+          <w:noProof w:val="0"/>
+          <w:sz w:val="22"/>
+          <w:szCs w:val="22"/>
+          <w:lang w:val="en-US"/>
+        </w:rPr>
+        <w:t xml:space="preserve"> / Responsive / Mobile first / WordPress / Drupal 7 8 &amp; 9 / Docker / Lando / Composer / Trello / MAMP / MySQL Workbench / OSX.</w:t>
       </w:r>
     </w:p>
     <w:p xmlns:wp14="http://schemas.microsoft.com/office/word/2010/wordml" wp14:textId="77777777">
